--- a/fuentes/63110199_CF01_CFA.docx
+++ b/fuentes/63110199_CF01_CFA.docx
@@ -308,7 +308,7 @@
               </wp:anchor>
             </w:drawing>
           </mc:Choice>
-          <mc:Fallback xmlns:oel="http://schemas.microsoft.com/office/2019/extlst" xmlns:w16du="http://schemas.microsoft.com/office/word/2023/wordml/word16du" xmlns:w16sdtfl="http://schemas.microsoft.com/office/word/2024/wordml/sdtformatlock">
+          <mc:Fallback xmlns:w16sdtfl="http://schemas.microsoft.com/office/word/2024/wordml/sdtformatlock" xmlns:w16du="http://schemas.microsoft.com/office/word/2023/wordml/word16du" xmlns:oel="http://schemas.microsoft.com/office/2019/extlst">
             <w:pict>
               <v:rect w14:anchorId="3A877550" id="Rectángulo 3" o:spid="_x0000_s1026" alt="&quot;&quot;" style="position:absolute;margin-left:0;margin-top:34.95pt;width:616.85pt;height:192.75pt;z-index:-251655168;visibility:visible;mso-wrap-style:square;mso-width-percent:0;mso-height-percent:0;mso-wrap-distance-left:9pt;mso-wrap-distance-top:0;mso-wrap-distance-right:9pt;mso-wrap-distance-bottom:0;mso-position-horizontal:left;mso-position-horizontal-relative:page;mso-position-vertical:absolute;mso-position-vertical-relative:text;mso-width-percent:0;mso-height-percent:0;mso-width-relative:margin;mso-height-relative:margin;v-text-anchor:middle" o:gfxdata="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" fillcolor="#00314d" stroked="f" strokeweight="1pt">
                 <w10:wrap anchorx="page"/>
@@ -6869,7 +6869,7 @@
         <w:rPr>
           <w:lang w:val="es-419" w:eastAsia="es-CO"/>
         </w:rPr>
-        <w:t>Para ampliar sus conocimientos sobre la segmentación de mercados, los mercados metan y el posicionamiento, consulte el documento ‘Segmentacion</w:t>
+        <w:t>Para ampliar sus conocimientos sobre la segmentación de mercados, los mercados meta y el posicionamiento, consulte el documento ‘Segmentacion</w:t>
       </w:r>
       <w:r>
         <w:rPr>
@@ -6959,35 +6959,7 @@
         <w:rPr>
           <w:lang w:val="es-419" w:eastAsia="es-CO"/>
         </w:rPr>
-        <w:t xml:space="preserve"> entre las más reconocidas se encuentran las leyes propuestas por Al Ries y Jack </w:t>
-      </w:r>
-      <w:proofErr w:type="spellStart"/>
-      <w:r>
-        <w:rPr>
-          <w:lang w:val="es-419" w:eastAsia="es-CO"/>
-        </w:rPr>
-        <w:t>Trout</w:t>
-      </w:r>
-      <w:proofErr w:type="spellEnd"/>
-      <w:r>
-        <w:rPr>
-          <w:lang w:val="es-419" w:eastAsia="es-CO"/>
-        </w:rPr>
-        <w:t xml:space="preserve">, como la ley del liderazgo, la ley de la categoría y la ley de la percepción, las cuales explican cómo se establecen las ventajas competitivas en el mercado (Ries &amp; </w:t>
-      </w:r>
-      <w:proofErr w:type="spellStart"/>
-      <w:r>
-        <w:rPr>
-          <w:lang w:val="es-419" w:eastAsia="es-CO"/>
-        </w:rPr>
-        <w:t>Trout</w:t>
-      </w:r>
-      <w:proofErr w:type="spellEnd"/>
-      <w:r>
-        <w:rPr>
-          <w:lang w:val="es-419" w:eastAsia="es-CO"/>
-        </w:rPr>
-        <w:t>, 2001).</w:t>
+        <w:t xml:space="preserve"> entre las más reconocidas se encuentran las leyes propuestas por Al Ries y Jack Trout, como la ley del liderazgo, la ley de la categoría y la ley de la percepción, las cuales explican cómo se establecen las ventajas competitivas en el mercado (Ries &amp; Trout, 2001).</w:t>
       </w:r>
     </w:p>
     <w:p>
@@ -7492,21 +7464,7 @@
         <w:rPr>
           <w:lang w:val="es-419" w:eastAsia="es-CO"/>
         </w:rPr>
-        <w:t xml:space="preserve">Entre sus principales características se encuentran la </w:t>
-      </w:r>
-      <w:proofErr w:type="spellStart"/>
-      <w:r>
-        <w:rPr>
-          <w:lang w:val="es-419" w:eastAsia="es-CO"/>
-        </w:rPr>
-        <w:t>multisensorialidad</w:t>
-      </w:r>
-      <w:proofErr w:type="spellEnd"/>
-      <w:r>
-        <w:rPr>
-          <w:lang w:val="es-419" w:eastAsia="es-CO"/>
-        </w:rPr>
-        <w:t>, la emocionalidad, la participación del cliente y la creación de valor simbólico. Por ejemplo, Disney diseña experiencias que combinan narrativa, ambientación y servicio, logrando una conexión profunda con sus visitantes</w:t>
+        <w:t>Entre sus principales características se encuentran la multisensorialidad, la emocionalidad, la participación del cliente y la creación de valor simbólico. Por ejemplo, Disney diseña experiencias que combinan narrativa, ambientación y servicio, logrando una conexión profunda con sus visitantes</w:t>
       </w:r>
       <w:r>
         <w:rPr>
@@ -7619,11 +7577,9 @@
             <w:pPr>
               <w:pStyle w:val="TextoTablas"/>
             </w:pPr>
-            <w:proofErr w:type="spellStart"/>
             <w:r>
               <w:t>Multisensorialidad</w:t>
             </w:r>
-            <w:proofErr w:type="spellEnd"/>
           </w:p>
         </w:tc>
         <w:tc>
@@ -8485,11 +8441,9 @@
             <w:pPr>
               <w:pStyle w:val="TextoTablas"/>
             </w:pPr>
-            <w:proofErr w:type="spellStart"/>
             <w:r>
               <w:t>Memorabilidad</w:t>
             </w:r>
-            <w:proofErr w:type="spellEnd"/>
           </w:p>
         </w:tc>
         <w:tc>
@@ -8827,21 +8781,7 @@
         <w:rPr>
           <w:lang w:val="es-419" w:eastAsia="es-CO"/>
         </w:rPr>
-        <w:t xml:space="preserve">¿Cómo puede una empresa aplicar el principio de </w:t>
-      </w:r>
-      <w:proofErr w:type="spellStart"/>
-      <w:r>
-        <w:rPr>
-          <w:lang w:val="es-419" w:eastAsia="es-CO"/>
-        </w:rPr>
-        <w:t>memorabilidad</w:t>
-      </w:r>
-      <w:proofErr w:type="spellEnd"/>
-      <w:r>
-        <w:rPr>
-          <w:lang w:val="es-419" w:eastAsia="es-CO"/>
-        </w:rPr>
-        <w:t xml:space="preserve"> en su estrategia?</w:t>
+        <w:t>¿Cómo puede una empresa aplicar el principio de memorabilidad en su estrategia?</w:t>
       </w:r>
     </w:p>
     <w:p>
@@ -8908,7 +8848,6 @@
         </w:rPr>
         <w:t xml:space="preserve">En el ámbito empresarial, estas aplicaciones se evidencian en activaciones de marca, experiencias inmersivas y estrategias de </w:t>
       </w:r>
-      <w:proofErr w:type="spellStart"/>
       <w:r>
         <w:rPr>
           <w:rStyle w:val="Extranjerismo"/>
@@ -8916,7 +8855,6 @@
         </w:rPr>
         <w:t>engagement</w:t>
       </w:r>
-      <w:proofErr w:type="spellEnd"/>
       <w:r>
         <w:rPr>
           <w:lang w:val="es-419" w:eastAsia="es-CO"/>
@@ -9246,7 +9184,6 @@
         </w:rPr>
         <w:t xml:space="preserve">Estas ventajas se reflejan en mayor </w:t>
       </w:r>
-      <w:proofErr w:type="spellStart"/>
       <w:r>
         <w:rPr>
           <w:rStyle w:val="Extranjerismo"/>
@@ -9254,7 +9191,6 @@
         </w:rPr>
         <w:t>engagement</w:t>
       </w:r>
-      <w:proofErr w:type="spellEnd"/>
       <w:r>
         <w:rPr>
           <w:lang w:val="es-419" w:eastAsia="es-CO"/>
@@ -10739,21 +10675,7 @@
         <w:rPr>
           <w:lang w:val="es-419" w:eastAsia="es-CO"/>
         </w:rPr>
-        <w:t xml:space="preserve"> experiencial y sensorial se caracteriza por la </w:t>
-      </w:r>
-      <w:proofErr w:type="spellStart"/>
-      <w:r>
-        <w:rPr>
-          <w:lang w:val="es-419" w:eastAsia="es-CO"/>
-        </w:rPr>
-        <w:t>multisensorialidad</w:t>
-      </w:r>
-      <w:proofErr w:type="spellEnd"/>
-      <w:r>
-        <w:rPr>
-          <w:lang w:val="es-419" w:eastAsia="es-CO"/>
-        </w:rPr>
-        <w:t>, que implica la activación simultánea de varios sentidos del consumidor, permitiendo construir experiencias más completas y envolventes. A su vez, la intensidad perceptiva aumenta el impacto de estas experiencias en la mente del cliente, favoreciendo la recordación y diferenciación. Estos elementos permiten que la experiencia no solo sea percibida, sino también interiorizada, influyendo de manera directa en la forma en que el consumidor interpreta la marca en el mercado.</w:t>
+        <w:t xml:space="preserve"> experiencial y sensorial se caracteriza por la multisensorialidad, que implica la activación simultánea de varios sentidos del consumidor, permitiendo construir experiencias más completas y envolventes. A su vez, la intensidad perceptiva aumenta el impacto de estas experiencias en la mente del cliente, favoreciendo la recordación y diferenciación. Estos elementos permiten que la experiencia no solo sea percibida, sino también interiorizada, influyendo de manera directa en la forma en que el consumidor interpreta la marca en el mercado.</w:t>
       </w:r>
     </w:p>
     <w:p>
@@ -11925,21 +11847,7 @@
         <w:rPr>
           <w:lang w:val="es-419" w:eastAsia="es-CO"/>
         </w:rPr>
-        <w:t xml:space="preserve">Esta complementación se evidencia cuando las marcas diseñan experiencias coherentes que combinan estímulos sensoriales con interacción significativa. Por ejemplo, </w:t>
-      </w:r>
-      <w:proofErr w:type="spellStart"/>
-      <w:r>
-        <w:rPr>
-          <w:lang w:val="es-419" w:eastAsia="es-CO"/>
-        </w:rPr>
-        <w:t>Lush</w:t>
-      </w:r>
-      <w:proofErr w:type="spellEnd"/>
-      <w:r>
-        <w:rPr>
-          <w:lang w:val="es-419" w:eastAsia="es-CO"/>
-        </w:rPr>
-        <w:t xml:space="preserve"> utiliza aromas, texturas y demostraciones en vivo para complementar la experiencia del cliente en tienda</w:t>
+        <w:t>Esta complementación se evidencia cuando las marcas diseñan experiencias coherentes que combinan estímulos sensoriales con interacción significativa. Por ejemplo, Lush utiliza aromas, texturas y demostraciones en vivo para complementar la experiencia del cliente en tienda</w:t>
       </w:r>
       <w:r>
         <w:rPr>
@@ -13627,49 +13535,7 @@
         <w:rPr>
           <w:lang w:val="es-419" w:eastAsia="es-CO"/>
         </w:rPr>
-        <w:t>, las emociones son determinantes en la construcción de experiencias y en la toma de decisiones, ya que conectan al consumidor con la marca a un nivel más profundo (</w:t>
-      </w:r>
-      <w:proofErr w:type="spellStart"/>
-      <w:r>
-        <w:rPr>
-          <w:lang w:val="es-419" w:eastAsia="es-CO"/>
-        </w:rPr>
-        <w:t>Bagozzi</w:t>
-      </w:r>
-      <w:proofErr w:type="spellEnd"/>
-      <w:r>
-        <w:rPr>
-          <w:lang w:val="es-419" w:eastAsia="es-CO"/>
-        </w:rPr>
-        <w:t xml:space="preserve">, </w:t>
-      </w:r>
-      <w:proofErr w:type="spellStart"/>
-      <w:r>
-        <w:rPr>
-          <w:lang w:val="es-419" w:eastAsia="es-CO"/>
-        </w:rPr>
-        <w:t>Gopinath</w:t>
-      </w:r>
-      <w:proofErr w:type="spellEnd"/>
-      <w:r>
-        <w:rPr>
-          <w:lang w:val="es-419" w:eastAsia="es-CO"/>
-        </w:rPr>
-        <w:t xml:space="preserve"> &amp; </w:t>
-      </w:r>
-      <w:proofErr w:type="spellStart"/>
-      <w:r>
-        <w:rPr>
-          <w:lang w:val="es-419" w:eastAsia="es-CO"/>
-        </w:rPr>
-        <w:t>Nyer</w:t>
-      </w:r>
-      <w:proofErr w:type="spellEnd"/>
-      <w:r>
-        <w:rPr>
-          <w:lang w:val="es-419" w:eastAsia="es-CO"/>
-        </w:rPr>
-        <w:t>, 1999).</w:t>
+        <w:t>, las emociones son determinantes en la construcción de experiencias y en la toma de decisiones, ya que conectan al consumidor con la marca a un nivel más profundo (Bagozzi, Gopinath &amp; Nyer, 1999).</w:t>
       </w:r>
     </w:p>
     <w:p>
@@ -14449,21 +14315,7 @@
         <w:rPr>
           <w:lang w:val="es-419" w:eastAsia="es-CO"/>
         </w:rPr>
-        <w:t xml:space="preserve">ste proceso incluye fases como identificación de la necesidad, búsqueda de información, evaluación de alternativas, decisión de compra y comportamiento </w:t>
-      </w:r>
-      <w:proofErr w:type="spellStart"/>
-      <w:r>
-        <w:rPr>
-          <w:lang w:val="es-419" w:eastAsia="es-CO"/>
-        </w:rPr>
-        <w:t>postcompra</w:t>
-      </w:r>
-      <w:proofErr w:type="spellEnd"/>
-      <w:r>
-        <w:rPr>
-          <w:lang w:val="es-419" w:eastAsia="es-CO"/>
-        </w:rPr>
-        <w:t>, las cuales permiten comprender cómo el consumidor toma decisiones</w:t>
+        <w:t>ste proceso incluye fases como identificación de la necesidad, búsqueda de información, evaluación de alternativas, decisión de compra y comportamiento postcompra, las cuales permiten comprender cómo el consumidor toma decisiones</w:t>
       </w:r>
       <w:r>
         <w:rPr>
@@ -14723,7 +14575,6 @@
         </w:rPr>
         <w:t xml:space="preserve">. </w:t>
       </w:r>
-      <w:proofErr w:type="spellStart"/>
       <w:r>
         <w:rPr>
           <w:b/>
@@ -14732,7 +14583,6 @@
         </w:rPr>
         <w:t>Postcompra</w:t>
       </w:r>
-      <w:proofErr w:type="spellEnd"/>
       <w:r>
         <w:rPr>
           <w:lang w:val="es-419" w:eastAsia="es-CO"/>
@@ -16726,13 +16576,8 @@
               <w:pStyle w:val="TextoTablas"/>
             </w:pPr>
             <w:r>
-              <w:t xml:space="preserve">Nicolas Cruz </w:t>
-            </w:r>
-            <w:proofErr w:type="spellStart"/>
-            <w:r>
-              <w:t>Rios</w:t>
-            </w:r>
-            <w:proofErr w:type="spellEnd"/>
+              <w:t>Nicolas Cruz Rios</w:t>
+            </w:r>
           </w:p>
         </w:tc>
         <w:tc>
@@ -17040,15 +16885,7 @@
               <w:pStyle w:val="TextoTablas"/>
             </w:pPr>
             <w:r>
-              <w:t xml:space="preserve">Luz </w:t>
-            </w:r>
-            <w:proofErr w:type="spellStart"/>
-            <w:r>
-              <w:t>Karime</w:t>
-            </w:r>
-            <w:proofErr w:type="spellEnd"/>
-            <w:r>
-              <w:t xml:space="preserve"> Amaya Cabra</w:t>
+              <w:t>Luz Karime Amaya Cabra</w:t>
             </w:r>
           </w:p>
         </w:tc>
@@ -17203,13 +17040,8 @@
             <w:pPr>
               <w:pStyle w:val="TextoTablas"/>
             </w:pPr>
-            <w:proofErr w:type="spellStart"/>
-            <w:r>
-              <w:t>Karine</w:t>
-            </w:r>
-            <w:proofErr w:type="spellEnd"/>
-            <w:r>
-              <w:t xml:space="preserve"> Isabel Ospino Fritz</w:t>
+            <w:r>
+              <w:t>Karine Isabel Ospino Fritz</w:t>
             </w:r>
           </w:p>
         </w:tc>
@@ -22977,6 +22809,7 @@
   <w:style w:type="character" w:default="1" w:styleId="Fuentedeprrafopredeter">
     <w:name w:val="Default Paragraph Font"/>
     <w:uiPriority w:val="1"/>
+    <w:semiHidden/>
     <w:unhideWhenUsed/>
   </w:style>
   <w:style w:type="table" w:default="1" w:styleId="Tablanormal">
@@ -24186,30 +24019,6 @@
 </file>
 
 <file path=customXml/item1.xml><?xml version="1.0" encoding="utf-8"?>
-<?mso-contentType ?>
-<FormTemplates xmlns="http://schemas.microsoft.com/sharepoint/v3/contenttype/forms">
-  <Display>DocumentLibraryForm</Display>
-  <Edit>DocumentLibraryForm</Edit>
-  <New>DocumentLibraryForm</New>
-</FormTemplates>
-</file>
-
-<file path=customXml/item2.xml><?xml version="1.0" encoding="utf-8"?>
-<p:properties xmlns:p="http://schemas.microsoft.com/office/2006/metadata/properties" xmlns:xsi="http://www.w3.org/2001/XMLSchema-instance" xmlns:pc="http://schemas.microsoft.com/office/infopath/2007/PartnerControls">
-  <documentManagement>
-    <TaxCatchAll xmlns="67a0edcd-0de5-43ed-8c27-e32f38a00c91" xsi:nil="true"/>
-    <lcf76f155ced4ddcb4097134ff3c332f xmlns="42760c81-fd8e-4d59-8953-7cdb9f38b14f">
-      <Terms xmlns="http://schemas.microsoft.com/office/infopath/2007/PartnerControls"/>
-    </lcf76f155ced4ddcb4097134ff3c332f>
-  </documentManagement>
-</p:properties>
-</file>
-
-<file path=customXml/item3.xml><?xml version="1.0" encoding="utf-8"?>
-<b:Sources xmlns:b="http://schemas.openxmlformats.org/officeDocument/2006/bibliography" xmlns="http://schemas.openxmlformats.org/officeDocument/2006/bibliography" SelectedStyle="\APASixthEditionOfficeOnline.xsl" StyleName="APA" Version="6"/>
-</file>
-
-<file path=customXml/item4.xml><?xml version="1.0" encoding="utf-8"?>
 <ct:contentTypeSchema xmlns:ct="http://schemas.microsoft.com/office/2006/metadata/contentType" xmlns:ma="http://schemas.microsoft.com/office/2006/metadata/properties/metaAttributes" ct:_="" ma:_="" ma:contentTypeName="Documento" ma:contentTypeID="0x01010005252A1EF3BD024F856B47B579AB5244" ma:contentTypeVersion="13" ma:contentTypeDescription="Crear nuevo documento." ma:contentTypeScope="" ma:versionID="ddfaac56a287547bce89452cd31c5884">
   <xsd:schema xmlns:xsd="http://www.w3.org/2001/XMLSchema" xmlns:xs="http://www.w3.org/2001/XMLSchema" xmlns:p="http://schemas.microsoft.com/office/2006/metadata/properties" xmlns:ns2="42760c81-fd8e-4d59-8953-7cdb9f38b14f" xmlns:ns3="67a0edcd-0de5-43ed-8c27-e32f38a00c91" targetNamespace="http://schemas.microsoft.com/office/2006/metadata/properties" ma:root="true" ma:fieldsID="5ac878f7c8dbf4633d03f1982e859186" ns2:_="" ns3:_="">
     <xsd:import namespace="42760c81-fd8e-4d59-8953-7cdb9f38b14f"/>
@@ -24416,34 +24225,31 @@
 </ct:contentTypeSchema>
 </file>
 
-<file path=customXml/itemProps1.xml><?xml version="1.0" encoding="utf-8"?>
-<ds:datastoreItem xmlns:ds="http://schemas.openxmlformats.org/officeDocument/2006/customXml" ds:itemID="{81CBDEC1-3B00-44ED-AD36-0268077980BA}">
-  <ds:schemaRefs>
-    <ds:schemaRef ds:uri="http://schemas.microsoft.com/sharepoint/v3/contenttype/forms"/>
-  </ds:schemaRefs>
-</ds:datastoreItem>
+<file path=customXml/item2.xml><?xml version="1.0" encoding="utf-8"?>
+<b:Sources xmlns:b="http://schemas.openxmlformats.org/officeDocument/2006/bibliography" xmlns="http://schemas.openxmlformats.org/officeDocument/2006/bibliography" SelectedStyle="\APASixthEditionOfficeOnline.xsl" StyleName="APA" Version="6"/>
 </file>
 
-<file path=customXml/itemProps2.xml><?xml version="1.0" encoding="utf-8"?>
-<ds:datastoreItem xmlns:ds="http://schemas.openxmlformats.org/officeDocument/2006/customXml" ds:itemID="{1145D752-ACC1-45E1-AB53-0C756F67FC7F}">
-  <ds:schemaRefs>
-    <ds:schemaRef ds:uri="http://schemas.microsoft.com/office/2006/metadata/properties"/>
-    <ds:schemaRef ds:uri="http://schemas.microsoft.com/office/infopath/2007/PartnerControls"/>
-    <ds:schemaRef ds:uri="67a0edcd-0de5-43ed-8c27-e32f38a00c91"/>
-    <ds:schemaRef ds:uri="42760c81-fd8e-4d59-8953-7cdb9f38b14f"/>
-  </ds:schemaRefs>
-</ds:datastoreItem>
+<file path=customXml/item3.xml><?xml version="1.0" encoding="utf-8"?>
+<p:properties xmlns:p="http://schemas.microsoft.com/office/2006/metadata/properties" xmlns:xsi="http://www.w3.org/2001/XMLSchema-instance" xmlns:pc="http://schemas.microsoft.com/office/infopath/2007/PartnerControls">
+  <documentManagement>
+    <TaxCatchAll xmlns="67a0edcd-0de5-43ed-8c27-e32f38a00c91" xsi:nil="true"/>
+    <lcf76f155ced4ddcb4097134ff3c332f xmlns="42760c81-fd8e-4d59-8953-7cdb9f38b14f">
+      <Terms xmlns="http://schemas.microsoft.com/office/infopath/2007/PartnerControls"/>
+    </lcf76f155ced4ddcb4097134ff3c332f>
+  </documentManagement>
+</p:properties>
 </file>
 
-<file path=customXml/itemProps3.xml><?xml version="1.0" encoding="utf-8"?>
-<ds:datastoreItem xmlns:ds="http://schemas.openxmlformats.org/officeDocument/2006/customXml" ds:itemID="{E8AB44A3-7C62-4BD2-82ED-8ABC209970FA}">
-  <ds:schemaRefs>
-    <ds:schemaRef ds:uri="http://schemas.openxmlformats.org/officeDocument/2006/bibliography"/>
-  </ds:schemaRefs>
-</ds:datastoreItem>
+<file path=customXml/item4.xml><?xml version="1.0" encoding="utf-8"?>
+<?mso-contentType ?>
+<FormTemplates xmlns="http://schemas.microsoft.com/sharepoint/v3/contenttype/forms">
+  <Display>DocumentLibraryForm</Display>
+  <Edit>DocumentLibraryForm</Edit>
+  <New>DocumentLibraryForm</New>
+</FormTemplates>
 </file>
 
-<file path=customXml/itemProps4.xml><?xml version="1.0" encoding="utf-8"?>
+<file path=customXml/itemProps1.xml><?xml version="1.0" encoding="utf-8"?>
 <ds:datastoreItem xmlns:ds="http://schemas.openxmlformats.org/officeDocument/2006/customXml" ds:itemID="{28A0BB10-308B-4B06-8910-A2CE93AB8C17}">
   <ds:schemaRefs>
     <ds:schemaRef ds:uri="http://schemas.microsoft.com/office/2006/metadata/contentType"/>
@@ -24460,4 +24266,31 @@
     <ds:schemaRef ds:uri="http://schemas.microsoft.com/internal/obd"/>
   </ds:schemaRefs>
 </ds:datastoreItem>
+</file>
+
+<file path=customXml/itemProps2.xml><?xml version="1.0" encoding="utf-8"?>
+<ds:datastoreItem xmlns:ds="http://schemas.openxmlformats.org/officeDocument/2006/customXml" ds:itemID="{E8AB44A3-7C62-4BD2-82ED-8ABC209970FA}">
+  <ds:schemaRefs>
+    <ds:schemaRef ds:uri="http://schemas.openxmlformats.org/officeDocument/2006/bibliography"/>
+  </ds:schemaRefs>
+</ds:datastoreItem>
+</file>
+
+<file path=customXml/itemProps3.xml><?xml version="1.0" encoding="utf-8"?>
+<ds:datastoreItem xmlns:ds="http://schemas.openxmlformats.org/officeDocument/2006/customXml" ds:itemID="{1145D752-ACC1-45E1-AB53-0C756F67FC7F}">
+  <ds:schemaRefs>
+    <ds:schemaRef ds:uri="http://schemas.microsoft.com/office/2006/metadata/properties"/>
+    <ds:schemaRef ds:uri="http://schemas.microsoft.com/office/infopath/2007/PartnerControls"/>
+    <ds:schemaRef ds:uri="67a0edcd-0de5-43ed-8c27-e32f38a00c91"/>
+    <ds:schemaRef ds:uri="42760c81-fd8e-4d59-8953-7cdb9f38b14f"/>
+  </ds:schemaRefs>
+</ds:datastoreItem>
+</file>
+
+<file path=customXml/itemProps4.xml><?xml version="1.0" encoding="utf-8"?>
+<ds:datastoreItem xmlns:ds="http://schemas.openxmlformats.org/officeDocument/2006/customXml" ds:itemID="{81CBDEC1-3B00-44ED-AD36-0268077980BA}">
+  <ds:schemaRefs>
+    <ds:schemaRef ds:uri="http://schemas.microsoft.com/sharepoint/v3/contenttype/forms"/>
+  </ds:schemaRefs>
+</ds:datastoreItem>
 </file>